--- a/Project-organisation/Report Systemtest.docx
+++ b/Project-organisation/Report Systemtest.docx
@@ -1321,7 +1321,7 @@
               <w:rPr>
                 <w:rtl w:val="0"/>
               </w:rPr>
-              <w:t xml:space="preserve">Kein Input</w:t>
+              <w:t xml:space="preserve">Kein Sprachbefehl</w:t>
             </w:r>
           </w:p>
         </w:tc>
@@ -1441,7 +1441,7 @@
               <w:rPr>
                 <w:rtl w:val="0"/>
               </w:rPr>
-              <w:t xml:space="preserve">[SYS_U_2.1.1]</w:t>
+              <w:t xml:space="preserve">[SYS_U_1.1.4]</w:t>
             </w:r>
           </w:p>
         </w:tc>
@@ -1598,7 +1598,7 @@
               <w:rPr>
                 <w:rtl w:val="0"/>
               </w:rPr>
-              <w:t xml:space="preserve">[SYS_U_3.1.1]</w:t>
+              <w:t xml:space="preserve">[SYS_U_2.1.1]</w:t>
             </w:r>
           </w:p>
         </w:tc>
@@ -1755,7 +1755,7 @@
               <w:rPr>
                 <w:rtl w:val="0"/>
               </w:rPr>
-              <w:t xml:space="preserve">[SYS_U_3.1.2]</w:t>
+              <w:t xml:space="preserve">[SYS_U_2.1.2]</w:t>
             </w:r>
           </w:p>
         </w:tc>
@@ -1912,7 +1912,7 @@
               <w:rPr>
                 <w:rtl w:val="0"/>
               </w:rPr>
-              <w:t xml:space="preserve">[SYS_U_3.1.3]</w:t>
+              <w:t xml:space="preserve">[SYS_U_2.1.3]</w:t>
             </w:r>
           </w:p>
         </w:tc>
@@ -2069,7 +2069,7 @@
               <w:rPr>
                 <w:rtl w:val="0"/>
               </w:rPr>
-              <w:t xml:space="preserve">[SYS_U_4.1.1]</w:t>
+              <w:t xml:space="preserve">[SYS_U_3.1.1]</w:t>
             </w:r>
           </w:p>
         </w:tc>
@@ -2226,7 +2226,7 @@
               <w:rPr>
                 <w:rtl w:val="0"/>
               </w:rPr>
-              <w:t xml:space="preserve">[SYS_U_4.1.2]</w:t>
+              <w:t xml:space="preserve">[SYS_U_3.1.2]</w:t>
             </w:r>
           </w:p>
         </w:tc>
@@ -2383,7 +2383,7 @@
               <w:rPr>
                 <w:rtl w:val="0"/>
               </w:rPr>
-              <w:t xml:space="preserve">[SYS_U_4.1.3]</w:t>
+              <w:t xml:space="preserve">[SYS_U_3.1.3]</w:t>
             </w:r>
           </w:p>
         </w:tc>
@@ -2540,45 +2540,202 @@
               <w:rPr>
                 <w:rtl w:val="0"/>
               </w:rPr>
-              <w:t xml:space="preserve">[SYS_U_4.1.4]</w:t>
-            </w:r>
-          </w:p>
-        </w:tc>
-        <w:tc>
-          <w:tcPr>
-            <w:shd w:fill="auto" w:val="clear"/>
-            <w:tcMar>
-              <w:top w:w="100.0" w:type="dxa"/>
-              <w:left w:w="100.0" w:type="dxa"/>
-              <w:bottom w:w="100.0" w:type="dxa"/>
-              <w:right w:w="100.0" w:type="dxa"/>
-            </w:tcMar>
-            <w:vAlign w:val="top"/>
-          </w:tcPr>
-          <w:p>
-            <w:pPr>
-              <w:keepNext w:val="0"/>
-              <w:keepLines w:val="0"/>
-              <w:pageBreakBefore w:val="0"/>
-              <w:widowControl w:val="0"/>
-              <w:pBdr>
-                <w:top w:space="0" w:sz="0" w:val="nil"/>
-                <w:left w:space="0" w:sz="0" w:val="nil"/>
-                <w:bottom w:space="0" w:sz="0" w:val="nil"/>
-                <w:right w:space="0" w:sz="0" w:val="nil"/>
-                <w:between w:space="0" w:sz="0" w:val="nil"/>
-              </w:pBdr>
-              <w:shd w:fill="auto" w:val="clear"/>
-              <w:spacing w:after="0" w:before="0" w:line="240" w:lineRule="auto"/>
-              <w:ind w:left="0" w:right="0" w:firstLine="0"/>
-              <w:jc w:val="left"/>
-              <w:rPr/>
-            </w:pPr>
-            <w:r>
-              <w:rPr>
-                <w:rtl w:val="0"/>
-              </w:rPr>
-              <w:t xml:space="preserve">Das Standardmikrofon ist abhörbar</w:t>
+              <w:t xml:space="preserve">[SYS_U_4.1.1]</w:t>
+            </w:r>
+          </w:p>
+        </w:tc>
+        <w:tc>
+          <w:tcPr>
+            <w:shd w:fill="auto" w:val="clear"/>
+            <w:tcMar>
+              <w:top w:w="100.0" w:type="dxa"/>
+              <w:left w:w="100.0" w:type="dxa"/>
+              <w:bottom w:w="100.0" w:type="dxa"/>
+              <w:right w:w="100.0" w:type="dxa"/>
+            </w:tcMar>
+            <w:vAlign w:val="top"/>
+          </w:tcPr>
+          <w:p>
+            <w:pPr>
+              <w:keepNext w:val="0"/>
+              <w:keepLines w:val="0"/>
+              <w:pageBreakBefore w:val="0"/>
+              <w:widowControl w:val="0"/>
+              <w:pBdr>
+                <w:top w:space="0" w:sz="0" w:val="nil"/>
+                <w:left w:space="0" w:sz="0" w:val="nil"/>
+                <w:bottom w:space="0" w:sz="0" w:val="nil"/>
+                <w:right w:space="0" w:sz="0" w:val="nil"/>
+                <w:between w:space="0" w:sz="0" w:val="nil"/>
+              </w:pBdr>
+              <w:shd w:fill="auto" w:val="clear"/>
+              <w:spacing w:after="0" w:before="0" w:line="240" w:lineRule="auto"/>
+              <w:ind w:left="0" w:right="0" w:firstLine="0"/>
+              <w:jc w:val="left"/>
+              <w:rPr/>
+            </w:pPr>
+            <w:r>
+              <w:rPr>
+                <w:rtl w:val="0"/>
+              </w:rPr>
+              <w:t xml:space="preserve">Referenzdatei erfolgreich laden</w:t>
+            </w:r>
+          </w:p>
+        </w:tc>
+        <w:tc>
+          <w:tcPr>
+            <w:shd w:fill="auto" w:val="clear"/>
+            <w:tcMar>
+              <w:top w:w="100.0" w:type="dxa"/>
+              <w:left w:w="100.0" w:type="dxa"/>
+              <w:bottom w:w="100.0" w:type="dxa"/>
+              <w:right w:w="100.0" w:type="dxa"/>
+            </w:tcMar>
+            <w:vAlign w:val="top"/>
+          </w:tcPr>
+          <w:p>
+            <w:pPr>
+              <w:keepNext w:val="0"/>
+              <w:keepLines w:val="0"/>
+              <w:pageBreakBefore w:val="0"/>
+              <w:widowControl w:val="0"/>
+              <w:pBdr>
+                <w:top w:space="0" w:sz="0" w:val="nil"/>
+                <w:left w:space="0" w:sz="0" w:val="nil"/>
+                <w:bottom w:space="0" w:sz="0" w:val="nil"/>
+                <w:right w:space="0" w:sz="0" w:val="nil"/>
+                <w:between w:space="0" w:sz="0" w:val="nil"/>
+              </w:pBdr>
+              <w:shd w:fill="auto" w:val="clear"/>
+              <w:spacing w:after="0" w:before="0" w:line="240" w:lineRule="auto"/>
+              <w:ind w:left="0" w:right="0" w:firstLine="0"/>
+              <w:jc w:val="left"/>
+              <w:rPr/>
+            </w:pPr>
+            <w:r>
+              <w:rPr>
+                <w:rtl w:val="0"/>
+              </w:rPr>
+              <w:t xml:space="preserve">OK</w:t>
+            </w:r>
+          </w:p>
+        </w:tc>
+        <w:tc>
+          <w:tcPr>
+            <w:shd w:fill="auto" w:val="clear"/>
+            <w:tcMar>
+              <w:top w:w="100.0" w:type="dxa"/>
+              <w:left w:w="100.0" w:type="dxa"/>
+              <w:bottom w:w="100.0" w:type="dxa"/>
+              <w:right w:w="100.0" w:type="dxa"/>
+            </w:tcMar>
+            <w:vAlign w:val="top"/>
+          </w:tcPr>
+          <w:p>
+            <w:pPr>
+              <w:keepNext w:val="0"/>
+              <w:keepLines w:val="0"/>
+              <w:pageBreakBefore w:val="0"/>
+              <w:widowControl w:val="0"/>
+              <w:pBdr>
+                <w:top w:space="0" w:sz="0" w:val="nil"/>
+                <w:left w:space="0" w:sz="0" w:val="nil"/>
+                <w:bottom w:space="0" w:sz="0" w:val="nil"/>
+                <w:right w:space="0" w:sz="0" w:val="nil"/>
+                <w:between w:space="0" w:sz="0" w:val="nil"/>
+              </w:pBdr>
+              <w:shd w:fill="auto" w:val="clear"/>
+              <w:spacing w:after="0" w:before="0" w:line="240" w:lineRule="auto"/>
+              <w:ind w:left="0" w:right="0" w:firstLine="0"/>
+              <w:jc w:val="left"/>
+              <w:rPr/>
+            </w:pPr>
+            <w:r>
+              <w:rPr>
+                <w:rtl w:val="0"/>
+              </w:rPr>
+            </w:r>
+          </w:p>
+        </w:tc>
+      </w:tr>
+      <w:tr>
+        <w:trPr>
+          <w:cantSplit w:val="0"/>
+          <w:tblHeader w:val="0"/>
+        </w:trPr>
+        <w:tc>
+          <w:tcPr>
+            <w:shd w:fill="auto" w:val="clear"/>
+            <w:tcMar>
+              <w:top w:w="100.0" w:type="dxa"/>
+              <w:left w:w="100.0" w:type="dxa"/>
+              <w:bottom w:w="100.0" w:type="dxa"/>
+              <w:right w:w="100.0" w:type="dxa"/>
+            </w:tcMar>
+            <w:vAlign w:val="top"/>
+          </w:tcPr>
+          <w:p>
+            <w:pPr>
+              <w:keepNext w:val="0"/>
+              <w:keepLines w:val="0"/>
+              <w:pageBreakBefore w:val="0"/>
+              <w:widowControl w:val="0"/>
+              <w:pBdr>
+                <w:top w:space="0" w:sz="0" w:val="nil"/>
+                <w:left w:space="0" w:sz="0" w:val="nil"/>
+                <w:bottom w:space="0" w:sz="0" w:val="nil"/>
+                <w:right w:space="0" w:sz="0" w:val="nil"/>
+                <w:between w:space="0" w:sz="0" w:val="nil"/>
+              </w:pBdr>
+              <w:shd w:fill="auto" w:val="clear"/>
+              <w:spacing w:after="0" w:before="0" w:line="240" w:lineRule="auto"/>
+              <w:ind w:left="0" w:right="0" w:firstLine="0"/>
+              <w:jc w:val="left"/>
+              <w:rPr/>
+            </w:pPr>
+            <w:r>
+              <w:rPr>
+                <w:rtl w:val="0"/>
+              </w:rPr>
+              <w:t xml:space="preserve">[SYS_U_5.1.1]</w:t>
+            </w:r>
+          </w:p>
+        </w:tc>
+        <w:tc>
+          <w:tcPr>
+            <w:shd w:fill="auto" w:val="clear"/>
+            <w:tcMar>
+              <w:top w:w="100.0" w:type="dxa"/>
+              <w:left w:w="100.0" w:type="dxa"/>
+              <w:bottom w:w="100.0" w:type="dxa"/>
+              <w:right w:w="100.0" w:type="dxa"/>
+            </w:tcMar>
+            <w:vAlign w:val="top"/>
+          </w:tcPr>
+          <w:p>
+            <w:pPr>
+              <w:keepNext w:val="0"/>
+              <w:keepLines w:val="0"/>
+              <w:pageBreakBefore w:val="0"/>
+              <w:widowControl w:val="0"/>
+              <w:pBdr>
+                <w:top w:space="0" w:sz="0" w:val="nil"/>
+                <w:left w:space="0" w:sz="0" w:val="nil"/>
+                <w:bottom w:space="0" w:sz="0" w:val="nil"/>
+                <w:right w:space="0" w:sz="0" w:val="nil"/>
+                <w:between w:space="0" w:sz="0" w:val="nil"/>
+              </w:pBdr>
+              <w:shd w:fill="auto" w:val="clear"/>
+              <w:spacing w:after="0" w:before="0" w:line="240" w:lineRule="auto"/>
+              <w:ind w:left="0" w:right="0" w:firstLine="0"/>
+              <w:jc w:val="left"/>
+              <w:rPr/>
+            </w:pPr>
+            <w:r>
+              <w:rPr>
+                <w:rtl w:val="0"/>
+              </w:rPr>
+              <w:t xml:space="preserve">Spracheingabe Datei</w:t>
             </w:r>
           </w:p>
         </w:tc>

--- a/Project-organisation/Report Systemtest.docx
+++ b/Project-organisation/Report Systemtest.docx
@@ -317,7 +317,7 @@
               <w:rPr>
                 <w:rtl w:val="0"/>
               </w:rPr>
-              <w:t xml:space="preserve">24.06.2025</w:t>
+              <w:t xml:space="preserve">28.06.2025</w:t>
             </w:r>
           </w:p>
         </w:tc>
@@ -713,6 +713,112 @@
           </w:p>
         </w:tc>
       </w:tr>
+      <w:tr>
+        <w:trPr>
+          <w:cantSplit w:val="0"/>
+          <w:tblHeader w:val="0"/>
+        </w:trPr>
+        <w:tc>
+          <w:tcPr>
+            <w:shd w:fill="auto" w:val="clear"/>
+            <w:tcMar>
+              <w:top w:w="100.0" w:type="dxa"/>
+              <w:left w:w="100.0" w:type="dxa"/>
+              <w:bottom w:w="100.0" w:type="dxa"/>
+              <w:right w:w="100.0" w:type="dxa"/>
+            </w:tcMar>
+            <w:vAlign w:val="top"/>
+          </w:tcPr>
+          <w:p>
+            <w:pPr>
+              <w:widowControl w:val="0"/>
+              <w:spacing w:line="240" w:lineRule="auto"/>
+              <w:rPr/>
+            </w:pPr>
+            <w:r>
+              <w:rPr>
+                <w:rtl w:val="0"/>
+              </w:rPr>
+              <w:t xml:space="preserve">0.2</w:t>
+            </w:r>
+          </w:p>
+        </w:tc>
+        <w:tc>
+          <w:tcPr>
+            <w:shd w:fill="auto" w:val="clear"/>
+            <w:tcMar>
+              <w:top w:w="100.0" w:type="dxa"/>
+              <w:left w:w="100.0" w:type="dxa"/>
+              <w:bottom w:w="100.0" w:type="dxa"/>
+              <w:right w:w="100.0" w:type="dxa"/>
+            </w:tcMar>
+            <w:vAlign w:val="top"/>
+          </w:tcPr>
+          <w:p>
+            <w:pPr>
+              <w:widowControl w:val="0"/>
+              <w:spacing w:line="240" w:lineRule="auto"/>
+              <w:rPr/>
+            </w:pPr>
+            <w:r>
+              <w:rPr>
+                <w:rtl w:val="0"/>
+              </w:rPr>
+              <w:t xml:space="preserve">28.06.2025</w:t>
+            </w:r>
+          </w:p>
+        </w:tc>
+        <w:tc>
+          <w:tcPr>
+            <w:shd w:fill="auto" w:val="clear"/>
+            <w:tcMar>
+              <w:top w:w="100.0" w:type="dxa"/>
+              <w:left w:w="100.0" w:type="dxa"/>
+              <w:bottom w:w="100.0" w:type="dxa"/>
+              <w:right w:w="100.0" w:type="dxa"/>
+            </w:tcMar>
+            <w:vAlign w:val="top"/>
+          </w:tcPr>
+          <w:p>
+            <w:pPr>
+              <w:widowControl w:val="0"/>
+              <w:spacing w:line="240" w:lineRule="auto"/>
+              <w:rPr/>
+            </w:pPr>
+            <w:r>
+              <w:rPr>
+                <w:rtl w:val="0"/>
+              </w:rPr>
+              <w:t xml:space="preserve">Jan Benz</w:t>
+            </w:r>
+          </w:p>
+        </w:tc>
+        <w:tc>
+          <w:tcPr>
+            <w:shd w:fill="auto" w:val="clear"/>
+            <w:tcMar>
+              <w:top w:w="100.0" w:type="dxa"/>
+              <w:left w:w="100.0" w:type="dxa"/>
+              <w:bottom w:w="100.0" w:type="dxa"/>
+              <w:right w:w="100.0" w:type="dxa"/>
+            </w:tcMar>
+            <w:vAlign w:val="top"/>
+          </w:tcPr>
+          <w:p>
+            <w:pPr>
+              <w:widowControl w:val="0"/>
+              <w:spacing w:line="240" w:lineRule="auto"/>
+              <w:rPr/>
+            </w:pPr>
+            <w:r>
+              <w:rPr>
+                <w:rtl w:val="0"/>
+              </w:rPr>
+              <w:t xml:space="preserve">Erweiterung und Anpassung</w:t>
+            </w:r>
+          </w:p>
+        </w:tc>
+      </w:tr>
     </w:tbl>
     <w:p>
       <w:pPr>
@@ -2033,6 +2139,7 @@
       <w:tr>
         <w:trPr>
           <w:cantSplit w:val="0"/>
+          <w:trHeight w:val="930" w:hRule="atLeast"/>
           <w:tblHeader w:val="0"/>
         </w:trPr>
         <w:tc>
@@ -2107,7 +2214,7 @@
               <w:rPr>
                 <w:rtl w:val="0"/>
               </w:rPr>
-              <w:t xml:space="preserve">Der Zustand des Mikrofons ist erkennbar</w:t>
+              <w:t xml:space="preserve">Mikrofonstatus umschalten</w:t>
             </w:r>
           </w:p>
         </w:tc>
@@ -2264,7 +2371,7 @@
               <w:rPr>
                 <w:rtl w:val="0"/>
               </w:rPr>
-              <w:t xml:space="preserve">Der Name des Mikrofons wird angezeigt</w:t>
+              <w:t xml:space="preserve">Mikrofonname anzeigen</w:t>
             </w:r>
           </w:p>
         </w:tc>
@@ -2421,7 +2528,7 @@
               <w:rPr>
                 <w:rtl w:val="0"/>
               </w:rPr>
-              <w:t xml:space="preserve">Die Stummschaltung des Mikrofons funktioniert</w:t>
+              <w:t xml:space="preserve">Stummschaltung des Mikrofons</w:t>
             </w:r>
           </w:p>
         </w:tc>
@@ -2735,7 +2842,7 @@
               <w:rPr>
                 <w:rtl w:val="0"/>
               </w:rPr>
-              <w:t xml:space="preserve">Spracheingabe Datei</w:t>
+              <w:t xml:space="preserve">Spracheingabe erzeugt Audiodatei</w:t>
             </w:r>
           </w:p>
         </w:tc>
